--- a/deliverables/ai-governance-starter-kit-v1/docx/04-ai-update-tracker.docx
+++ b/deliverables/ai-governance-starter-kit-v1/docx/04-ai-update-tracker.docx
@@ -912,6 +912,32 @@
       </w:pPr>
       <w:r>
         <w:t xml:space="preserve">• Retention aligns with sector rules and the longer of: operational need, EU AI Act 10-year (for high-risk), sector-specific retention, or 3 years minimum</w:t>
+      </w:r>
+    </w:p>
+    <w:p>
+      <w:pPr/>
+      <w:r>
+        <w:t xml:space="preserve"/>
+      </w:r>
+    </w:p>
+    <w:p>
+      <w:pPr>
+        <w:pStyle w:val="Heading1"/>
+      </w:pPr>
+      <w:r>
+        <w:t xml:space="preserve">Disclaimer</w:t>
+      </w:r>
+    </w:p>
+    <w:p>
+      <w:pPr/>
+      <w:r>
+        <w:t xml:space="preserve"/>
+      </w:r>
+    </w:p>
+    <w:p>
+      <w:pPr/>
+      <w:r>
+        <w:t xml:space="preserve">This document is a template for educational and informational purposes only. It is not legal advice and does not create an attorney-client relationship. Do not treat it as a compliance guarantee. Consult qualified legal counsel before relying on this template for legal compliance or regulated use cases.</w:t>
       </w:r>
     </w:p>
     <w:sectPr>

--- a/deliverables/ai-governance-starter-kit-v1/docx/04-ai-update-tracker.docx
+++ b/deliverables/ai-governance-starter-kit-v1/docx/04-ai-update-tracker.docx
@@ -12,47 +12,83 @@
     </w:p>
     <w:p>
       <w:r>
-        <w:t xml:space="preserve">System: </w:t>
+        <w:rPr>
+          <w:b/>
+        </w:rPr>
+        <w:t>System:</w:t>
+      </w:r>
+      <w:r>
+        <w:rPr/>
+        <w:t xml:space="preserve"> </w:t>
       </w:r>
     </w:p>
     <w:p>
       <w:r>
-        <w:t xml:space="preserve">Business owner: </w:t>
+        <w:rPr>
+          <w:b/>
+        </w:rPr>
+        <w:t>Business owner:</w:t>
+      </w:r>
+      <w:r>
+        <w:rPr/>
+        <w:t xml:space="preserve"> </w:t>
       </w:r>
     </w:p>
     <w:p>
       <w:r>
-        <w:t xml:space="preserve">Technical owner: </w:t>
+        <w:rPr>
+          <w:b/>
+        </w:rPr>
+        <w:t>Technical owner:</w:t>
+      </w:r>
+      <w:r>
+        <w:rPr/>
+        <w:t xml:space="preserve"> </w:t>
       </w:r>
     </w:p>
     <w:p>
       <w:r>
-        <w:t xml:space="preserve">Log owner: </w:t>
+        <w:rPr>
+          <w:b/>
+        </w:rPr>
+        <w:t>Log owner:</w:t>
+      </w:r>
+      <w:r>
+        <w:rPr/>
+        <w:t xml:space="preserve"> </w:t>
       </w:r>
     </w:p>
     <w:p>
       <w:r>
-        <w:t>Retention: life of system + [3] years</w:t>
+        <w:rPr>
+          <w:b/>
+        </w:rPr>
+        <w:t>Retention:</w:t>
+      </w:r>
+      <w:r>
+        <w:rPr/>
+        <w:t xml:space="preserve"> life of system + [3] years</w:t>
       </w:r>
     </w:p>
     <w:p>
       <w:pPr>
-        <w:spacing w:before="60"/>
         <w:ind w:left="360"/>
       </w:pPr>
       <w:r>
         <w:rPr>
           <w:rFonts w:ascii="Arial" w:hAnsi="Arial"/>
+          <w:b/>
           <w:i/>
         </w:rPr>
-        <w:t>How to use this tracker. Every material change to an AI system, vendor tool, prompt, model, integration, or policy gets a log entry. Use alongside the AI Change Management Process. The log supports audits, regulator inquiries (EU AI Act Annex IV requires change history), and internal governance.</w:t>
+        <w:t>How to use this tracker.</w:t>
       </w:r>
-    </w:p>
-    <w:p>
-      <w:pPr>
-        <w:spacing w:before="60" w:after="60"/>
-      </w:pPr>
-      <w:r/>
+      <w:r>
+        <w:rPr>
+          <w:rFonts w:ascii="Arial" w:hAnsi="Arial"/>
+          <w:i/>
+        </w:rPr>
+        <w:t xml:space="preserve"> Every material change to an AI system, vendor tool, prompt, model, integration, or policy gets a log entry. Link entries to your AI Use Inventory, Risk Intake records, and Risk Register. The log supports audits, regulator inquiries, customer questions, and internal governance (the EU AI Act, for example, expects high-risk systems to keep a change history).</w:t>
+      </w:r>
     </w:p>
     <w:p>
       <w:pPr>
@@ -64,6 +100,7 @@
     </w:p>
     <w:p>
       <w:r>
+        <w:rPr/>
         <w:t>Each entry captures:</w:t>
       </w:r>
     </w:p>
@@ -159,6 +196,7 @@
             <w:r>
               <w:rPr>
                 <w:rFonts w:ascii="Arial" w:hAnsi="Arial"/>
+                <w:b/>
                 <w:sz w:val="18"/>
               </w:rPr>
               <w:t>Entry ID</w:t>
@@ -209,6 +247,7 @@
             <w:r>
               <w:rPr>
                 <w:rFonts w:ascii="Arial" w:hAnsi="Arial"/>
+                <w:b/>
                 <w:sz w:val="18"/>
               </w:rPr>
               <w:t>Date</w:t>
@@ -259,6 +298,7 @@
             <w:r>
               <w:rPr>
                 <w:rFonts w:ascii="Arial" w:hAnsi="Arial"/>
+                <w:b/>
                 <w:sz w:val="18"/>
               </w:rPr>
               <w:t>Version</w:t>
@@ -309,6 +349,7 @@
             <w:r>
               <w:rPr>
                 <w:rFonts w:ascii="Arial" w:hAnsi="Arial"/>
+                <w:b/>
                 <w:sz w:val="18"/>
               </w:rPr>
               <w:t>Previous version</w:t>
@@ -359,6 +400,7 @@
             <w:r>
               <w:rPr>
                 <w:rFonts w:ascii="Arial" w:hAnsi="Arial"/>
+                <w:b/>
                 <w:sz w:val="18"/>
               </w:rPr>
               <w:t>Change class</w:t>
@@ -409,6 +451,7 @@
             <w:r>
               <w:rPr>
                 <w:rFonts w:ascii="Arial" w:hAnsi="Arial"/>
+                <w:b/>
                 <w:sz w:val="18"/>
               </w:rPr>
               <w:t>Summary</w:t>
@@ -459,6 +502,7 @@
             <w:r>
               <w:rPr>
                 <w:rFonts w:ascii="Arial" w:hAnsi="Arial"/>
+                <w:b/>
                 <w:sz w:val="18"/>
               </w:rPr>
               <w:t>Components changed</w:t>
@@ -509,6 +553,7 @@
             <w:r>
               <w:rPr>
                 <w:rFonts w:ascii="Arial" w:hAnsi="Arial"/>
+                <w:b/>
                 <w:sz w:val="18"/>
               </w:rPr>
               <w:t>Reason</w:t>
@@ -559,6 +604,7 @@
             <w:r>
               <w:rPr>
                 <w:rFonts w:ascii="Arial" w:hAnsi="Arial"/>
+                <w:b/>
                 <w:sz w:val="18"/>
               </w:rPr>
               <w:t>Expected impact</w:t>
@@ -609,6 +655,7 @@
             <w:r>
               <w:rPr>
                 <w:rFonts w:ascii="Arial" w:hAnsi="Arial"/>
+                <w:b/>
                 <w:sz w:val="18"/>
               </w:rPr>
               <w:t>Testing</w:t>
@@ -659,6 +706,7 @@
             <w:r>
               <w:rPr>
                 <w:rFonts w:ascii="Arial" w:hAnsi="Arial"/>
+                <w:b/>
                 <w:sz w:val="18"/>
               </w:rPr>
               <w:t>Approver(s)</w:t>
@@ -685,7 +733,7 @@
                 <w:rFonts w:ascii="Arial" w:hAnsi="Arial"/>
                 <w:sz w:val="18"/>
               </w:rPr>
-              <w:t>Who approved (per Change Management)</w:t>
+              <w:t>Who approved the change</w:t>
             </w:r>
           </w:p>
         </w:tc>
@@ -709,6 +757,7 @@
             <w:r>
               <w:rPr>
                 <w:rFonts w:ascii="Arial" w:hAnsi="Arial"/>
+                <w:b/>
                 <w:sz w:val="18"/>
               </w:rPr>
               <w:t>Deployed by</w:t>
@@ -759,6 +808,7 @@
             <w:r>
               <w:rPr>
                 <w:rFonts w:ascii="Arial" w:hAnsi="Arial"/>
+                <w:b/>
                 <w:sz w:val="18"/>
               </w:rPr>
               <w:t>Rollout strategy</w:t>
@@ -809,6 +859,7 @@
             <w:r>
               <w:rPr>
                 <w:rFonts w:ascii="Arial" w:hAnsi="Arial"/>
+                <w:b/>
                 <w:sz w:val="18"/>
               </w:rPr>
               <w:t>Rollback plan</w:t>
@@ -859,6 +910,7 @@
             <w:r>
               <w:rPr>
                 <w:rFonts w:ascii="Arial" w:hAnsi="Arial"/>
+                <w:b/>
                 <w:sz w:val="18"/>
               </w:rPr>
               <w:t>Post-deploy check</w:t>
@@ -909,6 +961,7 @@
             <w:r>
               <w:rPr>
                 <w:rFonts w:ascii="Arial" w:hAnsi="Arial"/>
+                <w:b/>
                 <w:sz w:val="18"/>
               </w:rPr>
               <w:t>User / customer notice</w:t>
@@ -959,6 +1012,7 @@
             <w:r>
               <w:rPr>
                 <w:rFonts w:ascii="Arial" w:hAnsi="Arial"/>
+                <w:b/>
                 <w:sz w:val="18"/>
               </w:rPr>
               <w:t>Regulatory records updated</w:t>
@@ -1009,6 +1063,7 @@
             <w:r>
               <w:rPr>
                 <w:rFonts w:ascii="Arial" w:hAnsi="Arial"/>
+                <w:b/>
                 <w:sz w:val="18"/>
               </w:rPr>
               <w:t>Linked documents</w:t>
@@ -1035,7 +1090,7 @@
                 <w:rFonts w:ascii="Arial" w:hAnsi="Arial"/>
                 <w:sz w:val="18"/>
               </w:rPr>
-              <w:t>Impact Assessment / Model Card / Incident records / tickets</w:t>
+              <w:t>Inventory entry / risk intake record / risk register / incident records / vendor docs / tickets</w:t>
             </w:r>
           </w:p>
         </w:tc>
@@ -1059,6 +1114,7 @@
             <w:r>
               <w:rPr>
                 <w:rFonts w:ascii="Arial" w:hAnsi="Arial"/>
+                <w:b/>
                 <w:sz w:val="18"/>
               </w:rPr>
               <w:t>Author of log entry</w:t>
@@ -1094,12 +1150,6 @@
     <w:p/>
     <w:p>
       <w:pPr>
-        <w:spacing w:before="60" w:after="60"/>
-      </w:pPr>
-      <w:r/>
-    </w:p>
-    <w:p>
-      <w:pPr>
         <w:pStyle w:val="Heading2"/>
       </w:pPr>
       <w:r>
@@ -1111,7 +1161,7 @@
         <w:pStyle w:val="Heading3"/>
       </w:pPr>
       <w:r>
-        <w:t>Entry #23</w:t>
+        <w:t>Entry #1 (small team - prompt fix)</w:t>
       </w:r>
     </w:p>
     <w:tbl>
@@ -1282,7 +1332,7 @@
                 <w:rFonts w:ascii="Arial" w:hAnsi="Arial"/>
                 <w:sz w:val="18"/>
               </w:rPr>
-              <w:t>v2.4</w:t>
+              <w:t>v1.3</w:t>
             </w:r>
           </w:p>
         </w:tc>
@@ -1332,7 +1382,7 @@
                 <w:rFonts w:ascii="Arial" w:hAnsi="Arial"/>
                 <w:sz w:val="18"/>
               </w:rPr>
-              <w:t>v2.3</w:t>
+              <w:t>v1.2</w:t>
             </w:r>
           </w:p>
         </w:tc>
@@ -1432,7 +1482,7 @@
                 <w:rFonts w:ascii="Arial" w:hAnsi="Arial"/>
                 <w:sz w:val="18"/>
               </w:rPr>
-              <w:t>Updated system prompt to handle price inquiries more accurately</w:t>
+              <w:t>Updated the support chatbot system prompt so it stops quoting an outdated price</w:t>
             </w:r>
           </w:p>
         </w:tc>
@@ -1482,7 +1532,7 @@
                 <w:rFonts w:ascii="Arial" w:hAnsi="Arial"/>
                 <w:sz w:val="18"/>
               </w:rPr>
-              <w:t>System prompt (support-chatbot)</w:t>
+              <w:t>System prompt</w:t>
             </w:r>
           </w:p>
         </w:tc>
@@ -1532,7 +1582,7 @@
                 <w:rFonts w:ascii="Arial" w:hAnsi="Arial"/>
                 <w:sz w:val="18"/>
               </w:rPr>
-              <w:t>Customer complaints about wrong pricing info</w:t>
+              <w:t>Two customers were quoted last year's price</w:t>
             </w:r>
           </w:p>
         </w:tc>
@@ -1582,7 +1632,7 @@
                 <w:rFonts w:ascii="Arial" w:hAnsi="Arial"/>
                 <w:sz w:val="18"/>
               </w:rPr>
-              <w:t>Fewer pricing errors; slightly longer responses</w:t>
+              <w:t>Fewer pricing errors; slightly longer replies</w:t>
             </w:r>
           </w:p>
         </w:tc>
@@ -1632,7 +1682,7 @@
                 <w:rFonts w:ascii="Arial" w:hAnsi="Arial"/>
                 <w:sz w:val="18"/>
               </w:rPr>
-              <w:t>Functional test suite passed; price-query regression set added</w:t>
+              <w:t>Re-ran 12 saved test questions, including the 3 price-related ones</w:t>
             </w:r>
           </w:p>
         </w:tc>
@@ -1682,7 +1732,7 @@
                 <w:rFonts w:ascii="Arial" w:hAnsi="Arial"/>
                 <w:sz w:val="18"/>
               </w:rPr>
-              <w:t>AI Governance Lead (async)</w:t>
+              <w:t>Founder (also AI governance owner)</w:t>
             </w:r>
           </w:p>
         </w:tc>
@@ -1732,7 +1782,7 @@
                 <w:rFonts w:ascii="Arial" w:hAnsi="Arial"/>
                 <w:sz w:val="18"/>
               </w:rPr>
-              <w:t>Engineering - Jane S.</w:t>
+              <w:t>Founder</w:t>
             </w:r>
           </w:p>
         </w:tc>
@@ -1782,7 +1832,7 @@
                 <w:rFonts w:ascii="Arial" w:hAnsi="Arial"/>
                 <w:sz w:val="18"/>
               </w:rPr>
-              <w:t>Canary 10% -&gt; 50% -&gt; 100% over 3 days</w:t>
+              <w:t>Full (single low-risk change)</w:t>
             </w:r>
           </w:p>
         </w:tc>
@@ -1832,7 +1882,7 @@
                 <w:rFonts w:ascii="Arial" w:hAnsi="Arial"/>
                 <w:sz w:val="18"/>
               </w:rPr>
-              <w:t>Revert prompt to v2.3; tested</w:t>
+              <w:t>Restore the saved v1.2 prompt</w:t>
             </w:r>
           </w:p>
         </w:tc>
@@ -1882,7 +1932,7 @@
                 <w:rFonts w:ascii="Arial" w:hAnsi="Arial"/>
                 <w:sz w:val="18"/>
               </w:rPr>
-              <w:t>Price-error rate dropped 60% in first 72h; no regressions detected</w:t>
+              <w:t>Watched support replies for 3 days; no new pricing complaints</w:t>
             </w:r>
           </w:p>
         </w:tc>
@@ -2032,7 +2082,7 @@
                 <w:rFonts w:ascii="Arial" w:hAnsi="Arial"/>
                 <w:sz w:val="18"/>
               </w:rPr>
-              <w:t>Impact Assessment v1.5; ticket PROD-4821</w:t>
+              <w:t>Inventory entry AIS-001; complaint notes 2026-04-15</w:t>
             </w:r>
           </w:p>
         </w:tc>
@@ -2058,7 +2108,7 @@
                 <w:rFonts w:ascii="Arial" w:hAnsi="Arial"/>
                 <w:sz w:val="18"/>
               </w:rPr>
-              <w:t>Author</w:t>
+              <w:t>Author of log entry</w:t>
             </w:r>
           </w:p>
         </w:tc>
@@ -2082,7 +2132,7 @@
                 <w:rFonts w:ascii="Arial" w:hAnsi="Arial"/>
                 <w:sz w:val="18"/>
               </w:rPr>
-              <w:t>Jane S.</w:t>
+              <w:t>Founder</w:t>
             </w:r>
           </w:p>
         </w:tc>
@@ -2094,7 +2144,7 @@
         <w:pStyle w:val="Heading3"/>
       </w:pPr>
       <w:r>
-        <w:t>Entry #24</w:t>
+        <w:t>Entry #2 (small team - vendor model upgrade)</w:t>
       </w:r>
     </w:p>
     <w:tbl>
@@ -2265,7 +2315,7 @@
                 <w:rFonts w:ascii="Arial" w:hAnsi="Arial"/>
                 <w:sz w:val="18"/>
               </w:rPr>
-              <w:t>v3.0</w:t>
+              <w:t>v2.0</w:t>
             </w:r>
           </w:p>
         </w:tc>
@@ -2315,7 +2365,7 @@
                 <w:rFonts w:ascii="Arial" w:hAnsi="Arial"/>
                 <w:sz w:val="18"/>
               </w:rPr>
-              <w:t>v2.4</w:t>
+              <w:t>v1.3</w:t>
             </w:r>
           </w:p>
         </w:tc>
@@ -2415,7 +2465,7 @@
                 <w:rFonts w:ascii="Arial" w:hAnsi="Arial"/>
                 <w:sz w:val="18"/>
               </w:rPr>
-              <w:t>Model upgrade from claude-sonnet-4-5 to claude-sonnet-4-6</w:t>
+              <w:t>Switched the chatbot to the vendor's newer model after a deprecation notice</w:t>
             </w:r>
           </w:p>
         </w:tc>
@@ -2515,7 +2565,7 @@
                 <w:rFonts w:ascii="Arial" w:hAnsi="Arial"/>
                 <w:sz w:val="18"/>
               </w:rPr>
-              <w:t>Vendor announced deprecation of prior model; new version offers improved accuracy</w:t>
+              <w:t>Vendor is retiring the old model; the newer model tested as more accurate</w:t>
             </w:r>
           </w:p>
         </w:tc>
@@ -2565,7 +2615,7 @@
                 <w:rFonts w:ascii="Arial" w:hAnsi="Arial"/>
                 <w:sz w:val="18"/>
               </w:rPr>
-              <w:t>Behavior shifts in ambiguous queries; some tone changes; lower latency</w:t>
+              <w:t>Some tone and wording changes in replies</w:t>
             </w:r>
           </w:p>
         </w:tc>
@@ -2615,7 +2665,7 @@
                 <w:rFonts w:ascii="Arial" w:hAnsi="Arial"/>
                 <w:sz w:val="18"/>
               </w:rPr>
-              <w:t>Full functional regression; bias regression (no subgroup change); red-team round (no new issues); performance benchmarking</w:t>
+              <w:t>Re-ran the saved test questions; spot-checked 25 anonymized real conversations side by side</w:t>
             </w:r>
           </w:p>
         </w:tc>
@@ -2665,7 +2715,7 @@
                 <w:rFonts w:ascii="Arial" w:hAnsi="Arial"/>
                 <w:sz w:val="18"/>
               </w:rPr>
-              <w:t>AI Review Committee (meeting 2026-04-22); Executive Sponsor</w:t>
+              <w:t>Founder and operations lead</w:t>
             </w:r>
           </w:p>
         </w:tc>
@@ -2715,7 +2765,7 @@
                 <w:rFonts w:ascii="Arial" w:hAnsi="Arial"/>
                 <w:sz w:val="18"/>
               </w:rPr>
-              <w:t>Engineering - Platform team</w:t>
+              <w:t>Operations lead</w:t>
             </w:r>
           </w:p>
         </w:tc>
@@ -2765,7 +2815,7 @@
                 <w:rFonts w:ascii="Arial" w:hAnsi="Arial"/>
                 <w:sz w:val="18"/>
               </w:rPr>
-              <w:t>Canary 5% -&gt; 25% -&gt; 100% over 10 days</w:t>
+              <w:t>Internal-only testing for one week, then switched for customers</w:t>
             </w:r>
           </w:p>
         </w:tc>
@@ -2815,7 +2865,7 @@
                 <w:rFonts w:ascii="Arial" w:hAnsi="Arial"/>
                 <w:sz w:val="18"/>
               </w:rPr>
-              <w:t>Prior model remains available for 90 days</w:t>
+              <w:t>Old model remains available from the vendor for 90 days</w:t>
             </w:r>
           </w:p>
         </w:tc>
@@ -2865,7 +2915,7 @@
                 <w:rFonts w:ascii="Arial" w:hAnsi="Arial"/>
                 <w:sz w:val="18"/>
               </w:rPr>
-              <w:t>No behavior regressions at 72h; customer-support ticket volume stable</w:t>
+              <w:t>Support ticket volume stable after two weeks</w:t>
             </w:r>
           </w:p>
         </w:tc>
@@ -2915,7 +2965,7 @@
                 <w:rFonts w:ascii="Arial" w:hAnsi="Arial"/>
                 <w:sz w:val="18"/>
               </w:rPr>
-              <w:t>Enterprise customers notified 14 days in advance; no individual-customer-facing UX changes</w:t>
+              <w:t>Customer FAQ updated</w:t>
             </w:r>
           </w:p>
         </w:tc>
@@ -2965,7 +3015,7 @@
                 <w:rFonts w:ascii="Arial" w:hAnsi="Arial"/>
                 <w:sz w:val="18"/>
               </w:rPr>
-              <w:t>No (system not registered in EU database; Colorado ADMT records unchanged)</w:t>
+              <w:t>No</w:t>
             </w:r>
           </w:p>
         </w:tc>
@@ -3015,7 +3065,7 @@
                 <w:rFonts w:ascii="Arial" w:hAnsi="Arial"/>
                 <w:sz w:val="18"/>
               </w:rPr>
-              <w:t>Impact Assessment v2.0; Model Card v2.4 -&gt; v3.0; red-team report 2026-04-15</w:t>
+              <w:t>Risk intake record 2026-04-22; vendor deprecation email</w:t>
             </w:r>
           </w:p>
         </w:tc>
@@ -3041,7 +3091,7 @@
                 <w:rFonts w:ascii="Arial" w:hAnsi="Arial"/>
                 <w:sz w:val="18"/>
               </w:rPr>
-              <w:t>Author</w:t>
+              <w:t>Author of log entry</w:t>
             </w:r>
           </w:p>
         </w:tc>
@@ -3065,7 +3115,7 @@
                 <w:rFonts w:ascii="Arial" w:hAnsi="Arial"/>
                 <w:sz w:val="18"/>
               </w:rPr>
-              <w:t>Platform Lead</w:t>
+              <w:t>Operations lead</w:t>
             </w:r>
           </w:p>
         </w:tc>
@@ -3077,7 +3127,7 @@
         <w:pStyle w:val="Heading3"/>
       </w:pPr>
       <w:r>
-        <w:t>Entry #25 (Emergency)</w:t>
+        <w:t>Entry #3 (emergency - integration permissions)</w:t>
       </w:r>
     </w:p>
     <w:tbl>
@@ -3248,7 +3298,7 @@
                 <w:rFonts w:ascii="Arial" w:hAnsi="Arial"/>
                 <w:sz w:val="18"/>
               </w:rPr>
-              <w:t>v3.0.1</w:t>
+              <w:t>v2.0.1</w:t>
             </w:r>
           </w:p>
         </w:tc>
@@ -3298,7 +3348,7 @@
                 <w:rFonts w:ascii="Arial" w:hAnsi="Arial"/>
                 <w:sz w:val="18"/>
               </w:rPr>
-              <w:t>v3.0</w:t>
+              <w:t>v2.0</w:t>
             </w:r>
           </w:p>
         </w:tc>
@@ -3398,7 +3448,7 @@
                 <w:rFonts w:ascii="Arial" w:hAnsi="Arial"/>
                 <w:sz w:val="18"/>
               </w:rPr>
-              <w:t>Urgent prompt patch to mitigate prompt-injection issue discovered in red-team</w:t>
+              <w:t>Disconnected the meeting-notes tool from the shared drive after it summarized a confidential folder</w:t>
             </w:r>
           </w:p>
         </w:tc>
@@ -3448,7 +3498,7 @@
                 <w:rFonts w:ascii="Arial" w:hAnsi="Arial"/>
                 <w:sz w:val="18"/>
               </w:rPr>
-              <w:t>System prompt; content filter</w:t>
+              <w:t>Integration permissions</w:t>
             </w:r>
           </w:p>
         </w:tc>
@@ -3498,7 +3548,7 @@
                 <w:rFonts w:ascii="Arial" w:hAnsi="Arial"/>
                 <w:sz w:val="18"/>
               </w:rPr>
-              <w:t>Researcher-reported vulnerability; exploitable within one session</w:t>
+              <w:t>The tool had broader drive access than intended</w:t>
             </w:r>
           </w:p>
         </w:tc>
@@ -3548,7 +3598,7 @@
                 <w:rFonts w:ascii="Arial" w:hAnsi="Arial"/>
                 <w:sz w:val="18"/>
               </w:rPr>
-              <w:t>Blocks injection vector; minor reduction in output flexibility</w:t>
+              <w:t>Notes tool now works only on meeting recordings, not stored files</w:t>
             </w:r>
           </w:p>
         </w:tc>
@@ -3598,7 +3648,7 @@
                 <w:rFonts w:ascii="Arial" w:hAnsi="Arial"/>
                 <w:sz w:val="18"/>
               </w:rPr>
-              <w:t>Targeted test on reported exploit; regression on primary use cases</w:t>
+              <w:t>Confirmed the tool can no longer access the confidential folder</w:t>
             </w:r>
           </w:p>
         </w:tc>
@@ -3648,7 +3698,7 @@
                 <w:rFonts w:ascii="Arial" w:hAnsi="Arial"/>
                 <w:sz w:val="18"/>
               </w:rPr>
-              <w:t>AI Governance Lead + Executive Sponsor (phone); full Committee post-hoc within 5 days</w:t>
+              <w:t>Founder (same day); reviewed at the next governance meeting</w:t>
             </w:r>
           </w:p>
         </w:tc>
@@ -3698,7 +3748,7 @@
                 <w:rFonts w:ascii="Arial" w:hAnsi="Arial"/>
                 <w:sz w:val="18"/>
               </w:rPr>
-              <w:t>Security Lead</w:t>
+              <w:t>IT contractor</w:t>
             </w:r>
           </w:p>
         </w:tc>
@@ -3748,7 +3798,7 @@
                 <w:rFonts w:ascii="Arial" w:hAnsi="Arial"/>
                 <w:sz w:val="18"/>
               </w:rPr>
-              <w:t>Full immediate</w:t>
+              <w:t>Immediate</w:t>
             </w:r>
           </w:p>
         </w:tc>
@@ -3798,7 +3848,7 @@
                 <w:rFonts w:ascii="Arial" w:hAnsi="Arial"/>
                 <w:sz w:val="18"/>
               </w:rPr>
-              <w:t>Prior version preserved; monitoring for unintended effects</w:t>
+              <w:t>Not applicable - access intentionally removed</w:t>
             </w:r>
           </w:p>
         </w:tc>
@@ -3848,7 +3898,7 @@
                 <w:rFonts w:ascii="Arial" w:hAnsi="Arial"/>
                 <w:sz w:val="18"/>
               </w:rPr>
-              <w:t>Exploit blocked; no new issues at 48h</w:t>
+              <w:t>Access audit after one week</w:t>
             </w:r>
           </w:p>
         </w:tc>
@@ -3898,7 +3948,7 @@
                 <w:rFonts w:ascii="Arial" w:hAnsi="Arial"/>
                 <w:sz w:val="18"/>
               </w:rPr>
-              <w:t>Internal only; enterprise customers notified via support</w:t>
+              <w:t>Internal note to staff about the new limits</w:t>
             </w:r>
           </w:p>
         </w:tc>
@@ -3948,7 +3998,7 @@
                 <w:rFonts w:ascii="Arial" w:hAnsi="Arial"/>
                 <w:sz w:val="18"/>
               </w:rPr>
-              <w:t>Security incident log updated; no external filings required</w:t>
+              <w:t>Issue added to the risk register; confirm with qualified review whether any notification duty applies if sensitive data was involved</w:t>
             </w:r>
           </w:p>
         </w:tc>
@@ -3998,7 +4048,7 @@
                 <w:rFonts w:ascii="Arial" w:hAnsi="Arial"/>
                 <w:sz w:val="18"/>
               </w:rPr>
-              <w:t>Incident record INC-2026-05-02; red-team ticket RT-447</w:t>
+              <w:t>Incident note 2026-05-02; risk register RISK-AI-006</w:t>
             </w:r>
           </w:p>
         </w:tc>
@@ -4024,7 +4074,7 @@
                 <w:rFonts w:ascii="Arial" w:hAnsi="Arial"/>
                 <w:sz w:val="18"/>
               </w:rPr>
-              <w:t>Author</w:t>
+              <w:t>Author of log entry</w:t>
             </w:r>
           </w:p>
         </w:tc>
@@ -4048,19 +4098,13 @@
                 <w:rFonts w:ascii="Arial" w:hAnsi="Arial"/>
                 <w:sz w:val="18"/>
               </w:rPr>
-              <w:t>Security Lead</w:t>
+              <w:t>Founder</w:t>
             </w:r>
           </w:p>
         </w:tc>
       </w:tr>
     </w:tbl>
     <w:p/>
-    <w:p>
-      <w:pPr>
-        <w:spacing w:before="60" w:after="60"/>
-      </w:pPr>
-      <w:r/>
-    </w:p>
     <w:p>
       <w:pPr>
         <w:pStyle w:val="Heading2"/>
@@ -4074,6 +4118,7 @@
         <w:pStyle w:val="ListBullet"/>
       </w:pPr>
       <w:r>
+        <w:rPr/>
         <w:t>Monthly: business owner reviews log; spot-checks entries</w:t>
       </w:r>
     </w:p>
@@ -4082,6 +4127,7 @@
         <w:pStyle w:val="ListBullet"/>
       </w:pPr>
       <w:r>
+        <w:rPr/>
         <w:t>Quarterly: AI Governance Lead reviews logs across systems for patterns</w:t>
       </w:r>
     </w:p>
@@ -4090,6 +4136,7 @@
         <w:pStyle w:val="ListBullet"/>
       </w:pPr>
       <w:r>
+        <w:rPr/>
         <w:t>Annually: sample audit for completeness and accuracy</w:t>
       </w:r>
     </w:p>
@@ -4098,6 +4145,7 @@
         <w:pStyle w:val="ListBullet"/>
       </w:pPr>
       <w:r>
+        <w:rPr/>
         <w:t>On regulator inquiry: retrieve relevant entries</w:t>
       </w:r>
     </w:p>
@@ -4114,6 +4162,7 @@
         <w:pStyle w:val="ListBullet"/>
       </w:pPr>
       <w:r>
+        <w:rPr/>
         <w:t>Don't delete entries; correct with a new entry if needed</w:t>
       </w:r>
     </w:p>
@@ -4122,7 +4171,8 @@
         <w:pStyle w:val="ListBullet"/>
       </w:pPr>
       <w:r>
-        <w:t>Archive with the system when retired (see Retirement Checklist)</w:t>
+        <w:rPr/>
+        <w:t>Archive the log with the system's records when a tool is retired, and keep the retired entry in your AI Use Inventory</w:t>
       </w:r>
     </w:p>
     <w:p>
@@ -4130,6 +4180,7 @@
         <w:pStyle w:val="ListBullet"/>
       </w:pPr>
       <w:r>
+        <w:rPr/>
         <w:t>Retention aligns with sector rules and the longer of: operational need, EU AI Act 10-year (for high-risk), sector-specific retention, or 3 years minimum</w:t>
       </w:r>
     </w:p>
@@ -4143,6 +4194,7 @@
     </w:p>
     <w:p>
       <w:r>
+        <w:rPr/>
         <w:t>This document is a template for educational and informational purposes only. It is not legal advice and does not create an attorney-client relationship. Do not treat it as a compliance guarantee. Consult qualified legal counsel before relying on this template for legal compliance or regulated use cases.</w:t>
       </w:r>
     </w:p>
